--- a/data/outputs/v2/Physics/SS3.4_Electrostatics/Physics_Electrostatics_FinalExplanation_TeacherKey.docx
+++ b/data/outputs/v2/Physics/SS3.4_Electrostatics/Physics_Electrostatics_FinalExplanation_TeacherKey.docx
@@ -2054,7 +2054,7 @@
         </w:rPr>
         <w:t xml:space="preserve">© 2026 SeaVuria and ARES. This work is licensed under a </w:t>
       </w:r>
-      <w:hyperlink w:history="1" r:id="rIdfggtxodbfpe_pvpzb_5l-">
+      <w:hyperlink w:history="1" r:id="rIdjezx_srfg152q_ktq8kzf">
         <w:r>
           <w:rPr>
             <w:rFonts w:ascii="Arial" w:cs="Arial" w:eastAsia="Arial" w:hAnsi="Arial"/>
@@ -2074,7 +2074,7 @@
         </w:rPr>
         <w:t xml:space="preserve"> (</w:t>
       </w:r>
-      <w:hyperlink w:history="1" r:id="rId2vyxyrmlyqufkevwyaoq5">
+      <w:hyperlink w:history="1" r:id="rIdrwwsnxdcjnte-givjciox">
         <w:r>
           <w:rPr>
             <w:rFonts w:ascii="Arial" w:cs="Arial" w:eastAsia="Arial" w:hAnsi="Arial"/>
@@ -2094,7 +2094,7 @@
         </w:rPr>
         <w:t xml:space="preserve">). To view a copy of this license, visit </w:t>
       </w:r>
-      <w:hyperlink w:history="1" r:id="rId0rzbe3lreu66lguhennpx">
+      <w:hyperlink w:history="1" r:id="rIdahytmdcqw65kkd60vrq1e">
         <w:r>
           <w:rPr>
             <w:rFonts w:ascii="Arial" w:cs="Arial" w:eastAsia="Arial" w:hAnsi="Arial"/>

--- a/data/outputs/v2/Physics/SS3.4_Electrostatics/Physics_Electrostatics_FinalExplanation_TeacherKey.docx
+++ b/data/outputs/v2/Physics/SS3.4_Electrostatics/Physics_Electrostatics_FinalExplanation_TeacherKey.docx
@@ -2054,7 +2054,7 @@
         </w:rPr>
         <w:t xml:space="preserve">© 2026 SeaVuria and ARES. This work is licensed under a </w:t>
       </w:r>
-      <w:hyperlink w:history="1" r:id="rIdjezx_srfg152q_ktq8kzf">
+      <w:hyperlink w:history="1" r:id="rIdfpqjexg3so7ry9lmafdc9">
         <w:r>
           <w:rPr>
             <w:rFonts w:ascii="Arial" w:cs="Arial" w:eastAsia="Arial" w:hAnsi="Arial"/>
@@ -2074,7 +2074,7 @@
         </w:rPr>
         <w:t xml:space="preserve"> (</w:t>
       </w:r>
-      <w:hyperlink w:history="1" r:id="rIdrwwsnxdcjnte-givjciox">
+      <w:hyperlink w:history="1" r:id="rIdbeigwyu_e69geewadouc3">
         <w:r>
           <w:rPr>
             <w:rFonts w:ascii="Arial" w:cs="Arial" w:eastAsia="Arial" w:hAnsi="Arial"/>
@@ -2094,7 +2094,7 @@
         </w:rPr>
         <w:t xml:space="preserve">). To view a copy of this license, visit </w:t>
       </w:r>
-      <w:hyperlink w:history="1" r:id="rIdahytmdcqw65kkd60vrq1e">
+      <w:hyperlink w:history="1" r:id="rIdh9tamu2z1x9hp-y-yg8k4">
         <w:r>
           <w:rPr>
             <w:rFonts w:ascii="Arial" w:cs="Arial" w:eastAsia="Arial" w:hAnsi="Arial"/>

--- a/data/outputs/v2/Physics/SS3.4_Electrostatics/Physics_Electrostatics_FinalExplanation_TeacherKey.docx
+++ b/data/outputs/v2/Physics/SS3.4_Electrostatics/Physics_Electrostatics_FinalExplanation_TeacherKey.docx
@@ -2054,7 +2054,7 @@
         </w:rPr>
         <w:t xml:space="preserve">© 2026 SeaVuria and ARES. This work is licensed under a </w:t>
       </w:r>
-      <w:hyperlink w:history="1" r:id="rIdfpqjexg3so7ry9lmafdc9">
+      <w:hyperlink w:history="1" r:id="rIdlalavmxduxcq-kjtelmkn">
         <w:r>
           <w:rPr>
             <w:rFonts w:ascii="Arial" w:cs="Arial" w:eastAsia="Arial" w:hAnsi="Arial"/>
@@ -2074,7 +2074,7 @@
         </w:rPr>
         <w:t xml:space="preserve"> (</w:t>
       </w:r>
-      <w:hyperlink w:history="1" r:id="rIdbeigwyu_e69geewadouc3">
+      <w:hyperlink w:history="1" r:id="rIdupn0lnk7it1udi_uj82va">
         <w:r>
           <w:rPr>
             <w:rFonts w:ascii="Arial" w:cs="Arial" w:eastAsia="Arial" w:hAnsi="Arial"/>
@@ -2094,7 +2094,7 @@
         </w:rPr>
         <w:t xml:space="preserve">). To view a copy of this license, visit </w:t>
       </w:r>
-      <w:hyperlink w:history="1" r:id="rIdh9tamu2z1x9hp-y-yg8k4">
+      <w:hyperlink w:history="1" r:id="rIdqs0_3ji6bomgotenhkmex">
         <w:r>
           <w:rPr>
             <w:rFonts w:ascii="Arial" w:cs="Arial" w:eastAsia="Arial" w:hAnsi="Arial"/>

--- a/data/outputs/v2/Physics/SS3.4_Electrostatics/Physics_Electrostatics_FinalExplanation_TeacherKey.docx
+++ b/data/outputs/v2/Physics/SS3.4_Electrostatics/Physics_Electrostatics_FinalExplanation_TeacherKey.docx
@@ -95,7 +95,7 @@
                 <w:sz w:val="22"/>
                 <w:szCs w:val="22"/>
               </w:rPr>
-              <w:t xml:space="preserve">FINAL EXPLANATION: PHYSICS GRADE 10 – ELECTROSTATICS (3.4) – FINAL EXPLANATION</w:t>
+              <w:t xml:space="preserve">FINAL EXPLANATION: PHYSICS GRADE 10 - ELECTROSTATICS (3.4) - FINAL EXPLANATION</w:t>
             </w:r>
           </w:p>
         </w:tc>
@@ -224,7 +224,7 @@
                 <w:sz w:val="18"/>
                 <w:szCs w:val="18"/>
               </w:rPr>
-              <w:t xml:space="preserve">Driving Question: How do invisible electric charges build up, exert forces across empty space, and store energy, and how can we harness these abilities to protect communities and power technology in Kenya? In this Final Explanation you will use evidence from all nine lessons to explain the lightning strike at Ol Kalou Market. Write in your own words, in full sentences, in the space under each prompt. Use evidence from the experiments you did (balloons, combs, electroscopes, the foil capacitor) and name the physics ideas you use. Include labelled diagrams or equations where they help. Refer back to the Ol Kalou market stall, the wooden stall and the lightning conductor on the district offices in every section.</w:t>
+              <w:t xml:space="preserve">Driving Question: Where do electric charges come from? Why does a rubbed balloon attract or repel other objects? Write your own Final Explanation of the mysterious balloon. Use evidence from your lessons: the balloon-and-hair data (20 strokes, hair rising about 5 cm, balloon sticking to the wall for about 3 minutes, paper pieces jumping at about 2 cm), the rods and strips, the triboelectric order, the conduction test, the electroscope readings, and the humidity data from Nairobi and Mombasa. Answer each section in full sentences. Use the words electric charge, electron transfer, electrostatic force, conductor, insulator, induction and earthing correctly. Draw labelled particle-level diagrams where asked. Say which lesson or observation each piece of evidence comes from. Remember that only electrons move in solids.</w:t>
             </w:r>
           </w:p>
         </w:tc>
@@ -285,7 +285,7 @@
                 <w:sz w:val="22"/>
                 <w:szCs w:val="22"/>
               </w:rPr>
-              <w:t xml:space="preserve">Part 1: How Charge Builds Up and Behaves on Different Materials</w:t>
+              <w:t xml:space="preserve">Part 1: Where do electric charges come from?</w:t>
             </w:r>
           </w:p>
         </w:tc>
@@ -319,7 +319,7 @@
                 <w:sz w:val="18"/>
                 <w:szCs w:val="18"/>
               </w:rPr>
-              <w:t xml:space="preserve">Before the strike, the traders at Ol Kalou saw their arm hairs stand on end and heard their transistor radio crackle. (a) Using what you know about atoms, explain how objects become electrically charged and what the two types of charge are. (b) State the law of charges and use it to explain why the traders' arm hairs stood on end. (c) Use the idea of conductors and insulators to explain why the iron-roofed stall was struck but the wooden stall next to it was untouched. Support your answer with evidence from your friction and conductivity tests.</w:t>
+              <w:t xml:space="preserve">Describe the balloon-and-hair phenomenon in Lesson 1 in your own words. Then explain where the electric charges on the balloon and hair come from. In your answer: (a) describe what atoms contain and why a normal atom is neutral, using the charge values you met; (b) explain what happens to electrons and protons when the balloon is rubbed on dry hair; (c) use the triboelectric order to say why the balloon becomes negative and the hair positive; (d) explain why we say charge is conserved and not created, using the number of electrons moved and the number of atoms in a balloon.</w:t>
             </w:r>
           </w:p>
         </w:tc>
@@ -351,45 +351,83 @@
                 <w:sz w:val="18"/>
                 <w:szCs w:val="18"/>
               </w:rPr>
-              <w:t xml:space="preserve">(a) All matter is made of atoms with positive protons and negative electrons. Objects become charged when electrons are transferred, for example by friction. The object that gains electrons becomes negative and the object that loses electrons becomes positive. In class, a balloon rubbed with wool and a comb rubbed with cloth attracted torn paper. Two types of charge exist: positive and negative. In the storm cloud, charge separated in a similar way, giving the cloud a large net charge.</w:t>
-            </w:r>
-          </w:p>
-          <w:p>
-            <w:pPr>
-              <w:spacing w:after="40" w:before="0"/>
-              <w:jc w:val="left"/>
-            </w:pPr>
-            <w:r>
-              <w:rPr>
-                <w:rFonts w:ascii="Arial" w:cs="Arial" w:eastAsia="Arial" w:hAnsi="Arial"/>
-                <w:b w:val="false"/>
-                <w:bCs w:val="false"/>
-                <w:i w:val="false"/>
-                <w:iCs w:val="false"/>
-                <w:color w:val="000000"/>
-                <w:sz w:val="18"/>
-                <w:szCs w:val="18"/>
-              </w:rPr>
-              <w:t xml:space="preserve">(b) The law of charges says that like charges repel and unlike charges attract. We saw two balloons rubbed with wool repel each other, while a wool-rubbed balloon and a nylon-rubbed balloon attracted. The charged cloud affected the charges in the traders' bodies, so the hairs all gained the same type of charge and repelled one another. They spread apart and stood on end.</w:t>
-            </w:r>
-          </w:p>
-          <w:p>
-            <w:pPr>
-              <w:spacing w:after="40" w:before="0"/>
-              <w:jc w:val="left"/>
-            </w:pPr>
-            <w:r>
-              <w:rPr>
-                <w:rFonts w:ascii="Arial" w:cs="Arial" w:eastAsia="Arial" w:hAnsi="Arial"/>
-                <w:b w:val="false"/>
-                <w:bCs w:val="false"/>
-                <w:i w:val="false"/>
-                <w:iCs w:val="false"/>
-                <w:color w:val="000000"/>
-                <w:sz w:val="18"/>
-                <w:szCs w:val="18"/>
-              </w:rPr>
-              <w:t xml:space="preserve">(c) A conductor has free electrons that move easily. An insulator holds its electrons tightly. In our tests, iron wire and copper wire from a jua kali workshop lit the tester bulb, but sisal twine, dried maize husk and a rubber slipper sole did not. The iron roof is a conductor, so charge could move through it and concentrate there. This gave a low-resistance path for the discharge, which scorched and melted the iron sheet. Wood is an insulator, so charge could not flow through it and the wooden stall was undamaged.</w:t>
+              <w:t xml:space="preserve">In Lesson 1, a latex balloon rubbed on dry hair for 20 strokes made the hair rise and follow it up to about 5 cm. The balloon then stuck to the wall for about 3 minutes, and 1 cm x 1 cm paper pieces jumped up to it from about 2 cm away. Two rubbed balloons on threads pushed apart, and an unrubbed balloon did nothing.</w:t>
+            </w:r>
+          </w:p>
+          <w:p>
+            <w:pPr>
+              <w:spacing w:after="40" w:before="0"/>
+              <w:jc w:val="left"/>
+            </w:pPr>
+            <w:r>
+              <w:rPr>
+                <w:rFonts w:ascii="Arial" w:cs="Arial" w:eastAsia="Arial" w:hAnsi="Arial"/>
+                <w:b w:val="false"/>
+                <w:bCs w:val="false"/>
+                <w:i w:val="false"/>
+                <w:iCs w:val="false"/>
+                <w:color w:val="000000"/>
+                <w:sz w:val="18"/>
+                <w:szCs w:val="18"/>
+              </w:rPr>
+              <w:t xml:space="preserve">(a) Atoms have positive protons (+1.6 x 10^-19 C) and neutral neutrons (0 C) in the nucleus, with negative electrons (-1.6 x 10^-19 C) around it. A neutral atom has equal numbers of protons and electrons, so its total charge is 0 C.</w:t>
+            </w:r>
+          </w:p>
+          <w:p>
+            <w:pPr>
+              <w:spacing w:after="40" w:before="0"/>
+              <w:jc w:val="left"/>
+            </w:pPr>
+            <w:r>
+              <w:rPr>
+                <w:rFonts w:ascii="Arial" w:cs="Arial" w:eastAsia="Arial" w:hAnsi="Arial"/>
+                <w:b w:val="false"/>
+                <w:bCs w:val="false"/>
+                <w:i w:val="false"/>
+                <w:iCs w:val="false"/>
+                <w:color w:val="000000"/>
+                <w:sz w:val="18"/>
+                <w:szCs w:val="18"/>
+              </w:rPr>
+              <w:t xml:space="preserve">(b) Friction transfers electrons from one material to the other. Electrons move from the hair to the balloon. Protons stay in the nucleus and do not move.</w:t>
+            </w:r>
+          </w:p>
+          <w:p>
+            <w:pPr>
+              <w:spacing w:after="40" w:before="0"/>
+              <w:jc w:val="left"/>
+            </w:pPr>
+            <w:r>
+              <w:rPr>
+                <w:rFonts w:ascii="Arial" w:cs="Arial" w:eastAsia="Arial" w:hAnsi="Arial"/>
+                <w:b w:val="false"/>
+                <w:bCs w:val="false"/>
+                <w:i w:val="false"/>
+                <w:iCs w:val="false"/>
+                <w:color w:val="000000"/>
+                <w:sz w:val="18"/>
+                <w:szCs w:val="18"/>
+              </w:rPr>
+              <w:t xml:space="preserve">(c) In the triboelectric order (dry human hair (+), glass, perspex, wool/fur, silk, polythene, ebonite, latex balloon (-)), hair is higher than latex, so latex holds electrons more strongly. The balloon gains extra electrons and becomes negative. The hair has a deficit of electrons and becomes positive.</w:t>
+            </w:r>
+          </w:p>
+          <w:p>
+            <w:pPr>
+              <w:spacing w:after="40" w:before="0"/>
+              <w:jc w:val="left"/>
+            </w:pPr>
+            <w:r>
+              <w:rPr>
+                <w:rFonts w:ascii="Arial" w:cs="Arial" w:eastAsia="Arial" w:hAnsi="Arial"/>
+                <w:b w:val="false"/>
+                <w:bCs w:val="false"/>
+                <w:i w:val="false"/>
+                <w:iCs w:val="false"/>
+                <w:color w:val="000000"/>
+                <w:sz w:val="18"/>
+                <w:szCs w:val="18"/>
+              </w:rPr>
+              <w:t xml:space="preserve">(d) The balloon gains about 1 nC (10^-9 C), which is about 6 x 10^9 electrons. The hair loses the same number. The balloon has about 10^23 atoms, so only a tiny fraction of electrons moves. Total charge stays the same, so charge is transferred, not created.</w:t>
             </w:r>
           </w:p>
         </w:tc>
@@ -450,7 +488,7 @@
                 <w:sz w:val="22"/>
                 <w:szCs w:val="22"/>
               </w:rPr>
-              <w:t xml:space="preserve">Part 2: Charging Without Touching - Induction and Earthing</w:t>
+              <w:t xml:space="preserve">Part 2: Why does the balloon attract or repel? Hair, balloon and the rule of forces</w:t>
             </w:r>
           </w:p>
         </w:tc>
@@ -484,7 +522,7 @@
                 <w:sz w:val="18"/>
                 <w:szCs w:val="18"/>
               </w:rPr>
-              <w:t xml:space="preserve">The iron roof never touched the storm cloud, yet it gained charge. (a) Describe what you observed when a charged PVC pipe was brought near, without touching, the foil electroscope, and what happened when you touched the electroscope ball with your finger and removed the finger before removing the pipe. (b) Using these observations, explain step by step how the iron roof became charged by induction, including the sign of the charge on its upper surface. (c) Explain what earthing is, and how the lightning conductor on the district offices and the drag chain on a fuel tanker on Mombasa Road use it. (d) Explain why the wooden stall could not be charged by induction.</w:t>
+              <w:t xml:space="preserve">Explain why (a) the two rubbed balloons on threads pushed apart, and (b) the hair strands rise and are pulled toward the balloon. Use the results from the rods and strips (polythene strip and perspex rod) as evidence for the rule you use. Then explain why the balloon keeps its charge for about 3 minutes on a dry day rather than losing it at once, using what you found in the conduction test with the 3 V cell and bulb. Name the type of force involved.</w:t>
             </w:r>
           </w:p>
         </w:tc>
@@ -516,64 +554,64 @@
                 <w:sz w:val="18"/>
                 <w:szCs w:val="18"/>
               </w:rPr>
-              <w:t xml:space="preserve">(a) When the charged PVC pipe was brought near without touching, the foil leaves diverged. When I touched the ball with my finger while the pipe was nearby and removed the finger before the pipe, the leaves stayed diverged even after the pipe was taken away. So the electroscope had been left with a lasting charge.</w:t>
-            </w:r>
-          </w:p>
-          <w:p>
-            <w:pPr>
-              <w:spacing w:after="40" w:before="0"/>
-              <w:jc w:val="left"/>
-            </w:pPr>
-            <w:r>
-              <w:rPr>
-                <w:rFonts w:ascii="Arial" w:cs="Arial" w:eastAsia="Arial" w:hAnsi="Arial"/>
-                <w:b w:val="false"/>
-                <w:bCs w:val="false"/>
-                <w:i w:val="false"/>
-                <w:iCs w:val="false"/>
-                <w:color w:val="000000"/>
-                <w:sz w:val="18"/>
-                <w:szCs w:val="18"/>
-              </w:rPr>
-              <w:t xml:space="preserve">(b) The negatively charged cloud was above the roof. Free electrons in the iron were repelled downward, away from the cloud. This left the upper surface closest to the cloud with a positive charge. This is charge separation by induction, with no contact. The charge induced is opposite in sign to the inducing charge, so the upper surface of the roof became positive. The attraction between the cloud and the roof grew, setting up the conditions for the strike.</w:t>
-            </w:r>
-          </w:p>
-          <w:p>
-            <w:pPr>
-              <w:spacing w:after="40" w:before="0"/>
-              <w:jc w:val="left"/>
-            </w:pPr>
-            <w:r>
-              <w:rPr>
-                <w:rFonts w:ascii="Arial" w:cs="Arial" w:eastAsia="Arial" w:hAnsi="Arial"/>
-                <w:b w:val="false"/>
-                <w:bCs w:val="false"/>
-                <w:i w:val="false"/>
-                <w:iCs w:val="false"/>
-                <w:color w:val="000000"/>
-                <w:sz w:val="18"/>
-                <w:szCs w:val="18"/>
-              </w:rPr>
-              <w:t xml:space="preserve">(c) Earthing is giving excess charge a conducting path to the Earth so it drains away. The tanker's drag chain connects the tanker body to the road, so charge from friction does not build up and spark. The lightning conductor on the district offices keeps the building connected to the Earth, so any induced charge drains away safely and the discharge is directed into the ground.</w:t>
-            </w:r>
-          </w:p>
-          <w:p>
-            <w:pPr>
-              <w:spacing w:after="40" w:before="0"/>
-              <w:jc w:val="left"/>
-            </w:pPr>
-            <w:r>
-              <w:rPr>
-                <w:rFonts w:ascii="Arial" w:cs="Arial" w:eastAsia="Arial" w:hAnsi="Arial"/>
-                <w:b w:val="false"/>
-                <w:bCs w:val="false"/>
-                <w:i w:val="false"/>
-                <w:iCs w:val="false"/>
-                <w:color w:val="000000"/>
-                <w:sz w:val="18"/>
-                <w:szCs w:val="18"/>
-              </w:rPr>
-              <w:t xml:space="preserve">(d) Wood is an insulator with no free electrons to move, so charge cannot be redistributed in it. The wooden stall could not gain a charge separation by induction.</w:t>
+              <w:t xml:space="preserve">The rods and strips gave the evidence for the rule. Two polythene strips rubbed with wool/fur repel, two perspex rods rubbed with silk repel, and a polythene strip and a perspex rod attract. So like charges repel and unlike charges attract. This is the electrostatic force.</w:t>
+            </w:r>
+          </w:p>
+          <w:p>
+            <w:pPr>
+              <w:spacing w:after="40" w:before="0"/>
+              <w:jc w:val="left"/>
+            </w:pPr>
+            <w:r>
+              <w:rPr>
+                <w:rFonts w:ascii="Arial" w:cs="Arial" w:eastAsia="Arial" w:hAnsi="Arial"/>
+                <w:b w:val="false"/>
+                <w:bCs w:val="false"/>
+                <w:i w:val="false"/>
+                <w:iCs w:val="false"/>
+                <w:color w:val="000000"/>
+                <w:sz w:val="18"/>
+                <w:szCs w:val="18"/>
+              </w:rPr>
+              <w:t xml:space="preserve">(a) Each rubbed balloon gained extra electrons from the hair, so both are negative. Like charges repel, so they push apart.</w:t>
+            </w:r>
+          </w:p>
+          <w:p>
+            <w:pPr>
+              <w:spacing w:after="40" w:before="0"/>
+              <w:jc w:val="left"/>
+            </w:pPr>
+            <w:r>
+              <w:rPr>
+                <w:rFonts w:ascii="Arial" w:cs="Arial" w:eastAsia="Arial" w:hAnsi="Arial"/>
+                <w:b w:val="false"/>
+                <w:bCs w:val="false"/>
+                <w:i w:val="false"/>
+                <w:iCs w:val="false"/>
+                <w:color w:val="000000"/>
+                <w:sz w:val="18"/>
+                <w:szCs w:val="18"/>
+              </w:rPr>
+              <w:t xml:space="preserve">(b) The hair strands lost electrons, so every strand is positive. Like charges repel, so the strands push away from each other and rise. The positive hair and the negative balloon have unlike charges, so they attract and the hair follows the balloon up to about 5 cm.</w:t>
+            </w:r>
+          </w:p>
+          <w:p>
+            <w:pPr>
+              <w:spacing w:after="40" w:before="0"/>
+              <w:jc w:val="left"/>
+            </w:pPr>
+            <w:r>
+              <w:rPr>
+                <w:rFonts w:ascii="Arial" w:cs="Arial" w:eastAsia="Arial" w:hAnsi="Arial"/>
+                <w:b w:val="false"/>
+                <w:bCs w:val="false"/>
+                <w:i w:val="false"/>
+                <w:iCs w:val="false"/>
+                <w:color w:val="000000"/>
+                <w:sz w:val="18"/>
+                <w:szCs w:val="18"/>
+              </w:rPr>
+              <w:t xml:space="preserve">In the conduction test, the bulb lit with copper wire, aluminium foil, a steel spoon and graphite, which are conductors with free (delocalised) electrons. It did not light with a plastic ruler, dry wood, rubber, a glass rod or dry cotton cloth, which are insulators with tightly bound electrons. Latex is an insulator, so the extra electrons cannot move away. The balloon stays charged and sticks for about 3 minutes. A metal spoon is a conductor, so its charge would spread away and not stay.</w:t>
             </w:r>
           </w:p>
         </w:tc>
@@ -634,7 +672,7 @@
                 <w:sz w:val="22"/>
                 <w:szCs w:val="22"/>
               </w:rPr>
-              <w:t xml:space="preserve">Part 3: Forces Across Empty Space - Coulomb's Law</w:t>
+              <w:t xml:space="preserve">Part 3: Why do neutral paper and the wall get attracted? Contact, induction and earthing</w:t>
             </w:r>
           </w:p>
         </w:tc>
@@ -668,7 +706,7 @@
                 <w:sz w:val="18"/>
                 <w:szCs w:val="18"/>
               </w:rPr>
-              <w:t xml:space="preserve">Charged objects push and pull on each other without touching. (a) Describe what you observed about the force between two charged balloons as their distance changed, and what your F against 1/r^2 graph showed. (b) Write Coulomb's law and explain what happens to the force if the distance is doubled, and if one of the charges is doubled. (c) Use Coulomb's law to explain why the iron roof, and not the wooden stall, was the structure the cloud acted on most strongly, and why the lightning conductor could intercept the discharge. (d) How does this idea help explain the force acting on charges in the traders' hairs and why the force acts across empty space?</w:t>
+              <w:t xml:space="preserve">The paper pieces and the wall are neutral, yet the balloon attracts them. (a) Using a particle-level diagram and words, explain why neutral paper and wall are attracted but never repelled. (b) Explain why some paper pieces fall off after touching the balloon, using what you saw with the electroscope and the polythene strip touching the cap. (c) Compare charging by contact with charging by induction with earthing: which sign does each give, and what does earthing do? Use the electroscope observations as evidence.</w:t>
             </w:r>
           </w:p>
         </w:tc>
@@ -700,64 +738,45 @@
                 <w:sz w:val="18"/>
                 <w:szCs w:val="18"/>
               </w:rPr>
-              <w:t xml:space="preserve">(a) Two charged balloons repelled each other, and the repulsion became weaker as they were moved further apart. The graph of F against 1/r^2 was a straight line through the origin, so the force is proportional to 1/r^2.</w:t>
-            </w:r>
-          </w:p>
-          <w:p>
-            <w:pPr>
-              <w:spacing w:after="40" w:before="0"/>
-              <w:jc w:val="left"/>
-            </w:pPr>
-            <w:r>
-              <w:rPr>
-                <w:rFonts w:ascii="Arial" w:cs="Arial" w:eastAsia="Arial" w:hAnsi="Arial"/>
-                <w:b w:val="false"/>
-                <w:bCs w:val="false"/>
-                <w:i w:val="false"/>
-                <w:iCs w:val="false"/>
-                <w:color w:val="000000"/>
-                <w:sz w:val="18"/>
-                <w:szCs w:val="18"/>
-              </w:rPr>
-              <w:t xml:space="preserve">(b) Coulomb's law: F = kQ1Q2/r^2, where k is about 9 x 10^9 N m^2 C^-2. Doubling the distance reduces the force to one quarter. Doubling one charge doubles the force.</w:t>
-            </w:r>
-          </w:p>
-          <w:p>
-            <w:pPr>
-              <w:spacing w:after="40" w:before="0"/>
-              <w:jc w:val="left"/>
-            </w:pPr>
-            <w:r>
-              <w:rPr>
-                <w:rFonts w:ascii="Arial" w:cs="Arial" w:eastAsia="Arial" w:hAnsi="Arial"/>
-                <w:b w:val="false"/>
-                <w:bCs w:val="false"/>
-                <w:i w:val="false"/>
-                <w:iCs w:val="false"/>
-                <w:color w:val="000000"/>
-                <w:sz w:val="18"/>
-                <w:szCs w:val="18"/>
-              </w:rPr>
-              <w:t xml:space="preserve">(c) The force depends on the size of the charges and on the distance. The iron roof, as a conductor, had a significant induced charge, while the wooden stall, an insulator, had almost no induced charge, so its force was much smaller. The roof was also a large conductor close to the cloud, giving a large force. The lightning conductor is tall, which makes r small, and its pointed tip concentrates charge. So it experienced a large attraction and could intercept the discharge safely, even though it was 30 m away.</w:t>
-            </w:r>
-          </w:p>
-          <w:p>
-            <w:pPr>
-              <w:spacing w:after="40" w:before="0"/>
-              <w:jc w:val="left"/>
-            </w:pPr>
-            <w:r>
-              <w:rPr>
-                <w:rFonts w:ascii="Arial" w:cs="Arial" w:eastAsia="Arial" w:hAnsi="Arial"/>
-                <w:b w:val="false"/>
-                <w:bCs w:val="false"/>
-                <w:i w:val="false"/>
-                <w:iCs w:val="false"/>
-                <w:color w:val="000000"/>
-                <w:sz w:val="18"/>
-                <w:szCs w:val="18"/>
-              </w:rPr>
-              <w:t xml:space="preserve">(d) The charges in the hairs were acted on by the charge in the cloud without any contact. The electrostatic force is a force at a distance that acts across the air. It gets stronger as r gets smaller, so the effects were noticed just before the strike.</w:t>
+              <w:t xml:space="preserve">(a) The negative balloon repels electrons in the neutral paper and wall, so electrons shift slightly away. The near surface becomes positive and the far side negative, and this is induction. Diagram: balloon (-) on the left, then the wall or paper with + on the near side and - on the far side. The nearer positive charge is attracted more strongly than the farther negative charge is repelled. So there is a net attraction, and a neutral object is attracted but never repelled. This is why the paper jumps and the balloon sticks to the wall.</w:t>
+            </w:r>
+          </w:p>
+          <w:p>
+            <w:pPr>
+              <w:spacing w:after="40" w:before="0"/>
+              <w:jc w:val="left"/>
+            </w:pPr>
+            <w:r>
+              <w:rPr>
+                <w:rFonts w:ascii="Arial" w:cs="Arial" w:eastAsia="Arial" w:hAnsi="Arial"/>
+                <w:b w:val="false"/>
+                <w:bCs w:val="false"/>
+                <w:i w:val="false"/>
+                <w:iCs w:val="false"/>
+                <w:color w:val="000000"/>
+                <w:sz w:val="18"/>
+                <w:szCs w:val="18"/>
+              </w:rPr>
+              <w:t xml:space="preserve">(b) When a negative polythene strip touched the cap of a neutral electroscope, the leaf stayed at about 30 degrees after the strip was removed. Free electrons passed from the strip to the cap, stem and leaf, so they became negative, the same sign as the strip, and repelled each other. In the same way, a paper piece that touches the negative balloon gains electrons, becomes negative and is repelled, so it falls off. Touching the cap with a finger returned the leaf to 0 degrees.</w:t>
+            </w:r>
+          </w:p>
+          <w:p>
+            <w:pPr>
+              <w:spacing w:after="40" w:before="0"/>
+              <w:jc w:val="left"/>
+            </w:pPr>
+            <w:r>
+              <w:rPr>
+                <w:rFonts w:ascii="Arial" w:cs="Arial" w:eastAsia="Arial" w:hAnsi="Arial"/>
+                <w:b w:val="false"/>
+                <w:bCs w:val="false"/>
+                <w:i w:val="false"/>
+                <w:iCs w:val="false"/>
+                <w:color w:val="000000"/>
+                <w:sz w:val="18"/>
+                <w:szCs w:val="18"/>
+              </w:rPr>
+              <w:t xml:space="preserve">(c) Contact gives the SAME sign as the charged object, because electrons are transferred by touching. Induction with earthing gives the OPPOSITE sign. With the strip near but not touching, the leaf rose to about 30 degrees. Touching the cap with a finger (earthing) let electrons flow to the Earth, and the leaf fell to 0 degrees. After the finger and then the strip were removed, the leaf rose to about 30 degrees and stayed, showing a charge of opposite sign to the strip. In all cases only electrons move and charge is transferred, not created.</w:t>
             </w:r>
           </w:p>
         </w:tc>
@@ -818,7 +837,7 @@
                 <w:sz w:val="22"/>
                 <w:szCs w:val="22"/>
               </w:rPr>
-              <w:t xml:space="preserve">Part 4: Storing and Releasing Energy - Capacitors</w:t>
+              <w:t xml:space="preserve">Part 4: Charge on conductors, sparks, humidity and detecting charge</w:t>
             </w:r>
           </w:p>
         </w:tc>
@@ -852,7 +871,7 @@
                 <w:sz w:val="18"/>
                 <w:szCs w:val="18"/>
               </w:rPr>
-              <w:t xml:space="preserve">(a) Describe how you built and tested your foil capacitor, and what you observed when you changed plate area and plate separation. How did the LED show that energy had been stored? (b) Write the definition of capacitance and the formula for the energy stored in a capacitor. Explain, using the Q-V graph, why the energy has a factor of one half and why doubling the voltage has the effect it does. (c) Explain how the storm cloud and the iron roof acted like a capacitor, and use this to explain why the discharge could melt iron sheet. (d) Why does the lightning conductor provide a safer way to release this energy?</w:t>
+              <w:t xml:space="preserve">(a) Using the proof-plane and electroscope readings (hollow metal can; pear-shaped conductor), explain where charge sits on a conductor. Then explain how this accounts for the small shock felt on a dry Nairobi day (for example, Wanjiru's shock after combing her hair) and for lightning conductors in Kericho and Kisumu. (b) Explain why Amina's balloon hardly works in Mombasa but works well in dry Nairobi, using the humidity figures. (c) Explain how a gold-leaf electroscope shows that the balloon is charged, how you can tell the sign of a charge, and what a bigger leaf angle tells you.</w:t>
             </w:r>
           </w:p>
         </w:tc>
@@ -884,64 +903,45 @@
                 <w:sz w:val="18"/>
                 <w:szCs w:val="18"/>
               </w:rPr>
-              <w:t xml:space="preserve">(a) I made a parallel-plate capacitor from two aluminium foil sheets separated by a plastic bag, charged it from a 9 V battery and discharged it through an LED. A larger plate area gave a brighter or longer flash, and a larger separation gave a dimmer or shorter flash. The LED lit after the battery was disconnected, showing that energy had been stored and could be retrieved.</w:t>
-            </w:r>
-          </w:p>
-          <w:p>
-            <w:pPr>
-              <w:spacing w:after="40" w:before="0"/>
-              <w:jc w:val="left"/>
-            </w:pPr>
-            <w:r>
-              <w:rPr>
-                <w:rFonts w:ascii="Arial" w:cs="Arial" w:eastAsia="Arial" w:hAnsi="Arial"/>
-                <w:b w:val="false"/>
-                <w:bCs w:val="false"/>
-                <w:i w:val="false"/>
-                <w:iCs w:val="false"/>
-                <w:color w:val="000000"/>
-                <w:sz w:val="18"/>
-                <w:szCs w:val="18"/>
-              </w:rPr>
-              <w:t xml:space="preserve">(b) Capacitance is the charge stored per unit potential difference: C = Q/V, measured in farads. The stored energy is E = 1/2 CV^2. The Q-V graph is a straight line through the origin. The voltage starts at zero and grows as charge is added, so the work done is the area of a triangle under the graph, not a rectangle. This gives half of QV, and with Q = CV it becomes 1/2 CV^2. Because V is squared, doubling the voltage makes the stored energy four times larger.</w:t>
-            </w:r>
-          </w:p>
-          <w:p>
-            <w:pPr>
-              <w:spacing w:after="40" w:before="0"/>
-              <w:jc w:val="left"/>
-            </w:pPr>
-            <w:r>
-              <w:rPr>
-                <w:rFonts w:ascii="Arial" w:cs="Arial" w:eastAsia="Arial" w:hAnsi="Arial"/>
-                <w:b w:val="false"/>
-                <w:bCs w:val="false"/>
-                <w:i w:val="false"/>
-                <w:iCs w:val="false"/>
-                <w:color w:val="000000"/>
-                <w:sz w:val="18"/>
-                <w:szCs w:val="18"/>
-              </w:rPr>
-              <w:t xml:space="preserve">(c) The cloud base and the iron roof were like the two plates, with air as the insulating dielectric. As the potential difference grew, more charge and energy were stored in the electric field. When the field became strong enough to ionise the air, the capacitor discharged in a rapid bolt. Because the energy depends on V^2, the huge voltage meant a very large energy was released, enough to scorch and melt the iron sheet and make the radio crackle.</w:t>
-            </w:r>
-          </w:p>
-          <w:p>
-            <w:pPr>
-              <w:spacing w:after="40" w:before="0"/>
-              <w:jc w:val="left"/>
-            </w:pPr>
-            <w:r>
-              <w:rPr>
-                <w:rFonts w:ascii="Arial" w:cs="Arial" w:eastAsia="Arial" w:hAnsi="Arial"/>
-                <w:b w:val="false"/>
-                <w:bCs w:val="false"/>
-                <w:i w:val="false"/>
-                <w:iCs w:val="false"/>
-                <w:color w:val="000000"/>
-                <w:sz w:val="18"/>
-                <w:szCs w:val="18"/>
-              </w:rPr>
-              <w:t xml:space="preserve">(d) The lightning conductor gives the stored charge a controlled path to the Earth, so the energy is released into the ground and not through the roof or the people.</w:t>
+              <w:t xml:space="preserve">(a) On the hollow can, the proof plane on the outside gave about 40 degrees and on the inside 0 degrees. On the pear-shaped conductor the pointed end gave about 45 degrees and the flat end about 20 degrees. Free electrons on a conductor repel each other, so they move to the outer surface and crowd at points. At a point the strong field ionises the air and charge leaks away. This is point discharge. The jersey shock is a small spark when built-up charge discharges, and a faint crackle can be heard in the dark. A lightning conductor is a pointed metal rod on top of the building, joined by thick copper strip to a buried earth plate. It lets charge leak away at the point and lets electrons flow safely to the ground, protecting buildings in Kericho and Kisumu.</w:t>
+            </w:r>
+          </w:p>
+          <w:p>
+            <w:pPr>
+              <w:spacing w:after="40" w:before="0"/>
+              <w:jc w:val="left"/>
+            </w:pPr>
+            <w:r>
+              <w:rPr>
+                <w:rFonts w:ascii="Arial" w:cs="Arial" w:eastAsia="Arial" w:hAnsi="Arial"/>
+                <w:b w:val="false"/>
+                <w:bCs w:val="false"/>
+                <w:i w:val="false"/>
+                <w:iCs w:val="false"/>
+                <w:color w:val="000000"/>
+                <w:sz w:val="18"/>
+                <w:szCs w:val="18"/>
+              </w:rPr>
+              <w:t xml:space="preserve">(b) At about 35% humidity in dry Nairobi the balloon sticks for about 3 minutes. At about 80% humidity in Mombasa it sticks for under 30 seconds or not at all. On humid days water vapour in the air lets the balloon's charge escape, so the balloon loses its charge quickly and the effect is weak.</w:t>
+            </w:r>
+          </w:p>
+          <w:p>
+            <w:pPr>
+              <w:spacing w:after="40" w:before="0"/>
+              <w:jc w:val="left"/>
+            </w:pPr>
+            <w:r>
+              <w:rPr>
+                <w:rFonts w:ascii="Arial" w:cs="Arial" w:eastAsia="Arial" w:hAnsi="Arial"/>
+                <w:b w:val="false"/>
+                <w:bCs w:val="false"/>
+                <w:i w:val="false"/>
+                <w:iCs w:val="false"/>
+                <w:color w:val="000000"/>
+                <w:sz w:val="18"/>
+                <w:szCs w:val="18"/>
+              </w:rPr>
+              <w:t xml:space="preserve">(c) A neutral electroscope has its leaf at 0 degrees. A charged object gives the cap, stem and leaf the same sign, so the leaf and stem repel and the leaf diverges. A rubbed balloon making the leaf rise shows that it is charged. With the electroscope negatively charged (about 30 degrees), a negative object raises the leaf above 30 degrees and a positive object lowers it below 30 degrees, so the sign can be found. A bigger angle shows more charge: 40 strokes gave about 50 degrees and 20 strokes gave about 30 degrees, because more electrons are transferred. Earthing with a finger returns the leaf to 0 degrees.</w:t>
             </w:r>
           </w:p>
         </w:tc>
@@ -1002,7 +1002,7 @@
                 <w:sz w:val="22"/>
                 <w:szCs w:val="22"/>
               </w:rPr>
-              <w:t xml:space="preserve">Part 5: Putting It Together - Explaining Ol Kalou and Using Electrostatics in Kenya</w:t>
+              <w:t xml:space="preserve">Part 5: Applications and your complete Final Explanation</w:t>
             </w:r>
           </w:p>
         </w:tc>
@@ -1036,7 +1036,7 @@
                 <w:sz w:val="18"/>
                 <w:szCs w:val="18"/>
               </w:rPr>
-              <w:t xml:space="preserve">Write a complete explanation of the Ol Kalou Market lightning strike, in order from the build-up of charge to the final discharge. Your explanation must link charge separation, induction, Coulomb force, conductors and insulators, energy storage and the lightning conductor. Then choose one Kenyan application of electrostatics from the group presentations (for example electrostatic precipitators at Athi River, photocopiers in Kisumu, spray-painting booths on Mombasa Road or lightning conductors in Nyandarua) and explain which of the same ideas it uses to protect communities or power technology.</w:t>
+              <w:t xml:space="preserve">(a) Choose TWO applications from lightning conductors in Kericho and Kisumu, fuel tanker earthing at Nairobi petrol depots, photocopiers, and electrostatic precipitators at Athi River cement factories. For each one, explain which electrostatics idea from the unit it uses. (b) Now write a short, connected answer to the Driving Question: Where do electric charges come from? Why does a rubbed balloon attract or repel other objects? Include hair, the wall, paper, humidity, and how your thinking changed from your Lesson 1 model.</w:t>
             </w:r>
           </w:p>
         </w:tc>
@@ -1068,26 +1068,26 @@
                 <w:sz w:val="18"/>
                 <w:szCs w:val="18"/>
               </w:rPr>
-              <w:t xml:space="preserve">Explanation: Charge builds up in the storm cloud by transfer of electrons, so the cloud holds a large net charge. This charged cloud induces charge on the iron roof: free electrons in the iron are pushed away, leaving a positive charge on the upper surface, with no contact. The cloud and roof then act like the plates of a capacitor with air as the dielectric, and the potential difference and stored energy (E = 1/2 CV^2) grow. By Coulomb's law the force depends on the charges and on 1/r^2, so as the distance falls the force on charges grows, and the field becomes strong enough to ionise the air. This explains the hair standing on end and the radio crackle beforehand. The air breaks down and the stored energy is released in a lightning strike. The iron roof is a conductor with free electrons, so it carried the discharge and melted. The wooden stall is an insulator with no free electrons, so it was untouched. The lightning conductor on the district offices is tall and pointed, concentrates charge, and is earthed, so it gives the discharge a safe path into the ground and protects the building.</w:t>
-            </w:r>
-          </w:p>
-          <w:p>
-            <w:pPr>
-              <w:spacing w:after="40" w:before="0"/>
-              <w:jc w:val="left"/>
-            </w:pPr>
-            <w:r>
-              <w:rPr>
-                <w:rFonts w:ascii="Arial" w:cs="Arial" w:eastAsia="Arial" w:hAnsi="Arial"/>
-                <w:b w:val="false"/>
-                <w:bCs w:val="false"/>
-                <w:i w:val="false"/>
-                <w:iCs w:val="false"/>
-                <w:color w:val="000000"/>
-                <w:sz w:val="18"/>
-                <w:szCs w:val="18"/>
-              </w:rPr>
-              <w:t xml:space="preserve">Application (example): The electrostatic precipitator at Athi River charges dust particles from cement-making smoke and then attracts them to oppositely charged plates. It uses the same ideas: charge transfer, the law that unlike charges attract, and the electric force acting at a distance. This removes dust from the air and protects the health of the surrounding community.</w:t>
+              <w:t xml:space="preserve">(a) Fuel tanker: a tanker trails an earthing chain. Moving fuel rubs against the tank and charge builds up by friction. Earthing lets electrons flow to the ground, so the charge cannot build up and cause a spark near fuel. Electrostatic precipitator: smoke particles are given a charge and are attracted to plates of the opposite charge. This is the rule that unlike charges attract. The particles are collected and not released into the air near Athi River. (Lightning conductor: point discharge and earthing. Photocopier: attraction between unlike charges.)</w:t>
+            </w:r>
+          </w:p>
+          <w:p>
+            <w:pPr>
+              <w:spacing w:after="40" w:before="0"/>
+              <w:jc w:val="left"/>
+            </w:pPr>
+            <w:r>
+              <w:rPr>
+                <w:rFonts w:ascii="Arial" w:cs="Arial" w:eastAsia="Arial" w:hAnsi="Arial"/>
+                <w:b w:val="false"/>
+                <w:bCs w:val="false"/>
+                <w:i w:val="false"/>
+                <w:iCs w:val="false"/>
+                <w:color w:val="000000"/>
+                <w:sz w:val="18"/>
+                <w:szCs w:val="18"/>
+              </w:rPr>
+              <w:t xml:space="preserve">(b) Electric charges are not created. They come from electrons that already exist in atoms. A neutral atom has equal protons and electrons. When I rub the balloon on dry hair, electrons transfer from the hair to the latex because latex holds electrons more strongly. The balloon gains about 1 nC, about 6 x 10^9 electrons, out of about 10^23 atoms. The balloon becomes negative and the hair positive, and the total charge is conserved. The hair strands, all positive, repel each other and rise, and the unlike charges of the hair and balloon attract. Two rubbed balloons are both negative, so they repel. The negative balloon induces charge separation in the neutral wall and paper, with the near side positive. The attraction is stronger than the repulsion, so the paper jumps and the balloon sticks, and a neutral object is never repelled. Paper pieces that touch the balloon gain electrons, become negative and fall off. Latex is an insulator, so the balloon keeps its charge for about 3 minutes on a dry day. On humid days, such as in Mombasa at about 80%, water vapour lets the charge escape, so the effect is weak. In Lesson 1 my model only described what I saw. My final model shows electron transfer, charge separation and charge leaking away.</w:t>
             </w:r>
           </w:p>
         </w:tc>
@@ -1314,7 +1314,7 @@
                 <w:sz w:val="18"/>
                 <w:szCs w:val="18"/>
               </w:rPr>
-              <w:t xml:space="preserve">Use of evidence from the lessons</w:t>
+              <w:t xml:space="preserve">Origin of charge (electron transfer and conservation)</w:t>
             </w:r>
           </w:p>
         </w:tc>
@@ -1346,7 +1346,7 @@
                 <w:sz w:val="18"/>
                 <w:szCs w:val="18"/>
               </w:rPr>
-              <w:t xml:space="preserve">Cites specific observations from several lessons (balloons, comb, conductivity tests, electroscope, foil capacitor and LED) and connects each to the Ol Kalou event.</w:t>
+              <w:t xml:space="preserve">Clearly explains that charges come from electrons already in atoms, that electrons move from hair to latex and protons stay put, uses the triboelectric order and the 1 nC, 6 x 10^9 electrons, 10^23 atoms figures, and states that charge is transferred, not created.</w:t>
             </w:r>
           </w:p>
         </w:tc>
@@ -1378,7 +1378,7 @@
                 <w:sz w:val="18"/>
                 <w:szCs w:val="18"/>
               </w:rPr>
-              <w:t xml:space="preserve">Cites some evidence from the lessons and links most of it to the Ol Kalou event.</w:t>
+              <w:t xml:space="preserve">Explains that electrons transfer from hair to balloon so the balloon is negative and hair positive, and mentions that charge is conserved, but gives few or no numbers or no reason from the triboelectric order.</w:t>
             </w:r>
           </w:p>
         </w:tc>
@@ -1410,7 +1410,7 @@
                 <w:sz w:val="18"/>
                 <w:szCs w:val="18"/>
               </w:rPr>
-              <w:t xml:space="preserve">Gives little or general evidence, or does not link it to the Ol Kalou event.</w:t>
+              <w:t xml:space="preserve">Says that rubbing creates charge or does not say what moves, or mixes up which object is positive and which is negative.</w:t>
             </w:r>
           </w:p>
         </w:tc>
@@ -1444,7 +1444,7 @@
                 <w:sz w:val="18"/>
                 <w:szCs w:val="18"/>
               </w:rPr>
-              <w:t xml:space="preserve">Scientific accuracy of concepts</w:t>
+              <w:t xml:space="preserve">Attraction and repulsion, including neutral objects</w:t>
             </w:r>
           </w:p>
         </w:tc>
@@ -1476,7 +1476,7 @@
                 <w:sz w:val="18"/>
                 <w:szCs w:val="18"/>
               </w:rPr>
-              <w:t xml:space="preserve">Correctly explains electron transfer, the law of charges, conductors and insulators, induction, earthing, Coulomb's law and capacitor energy with correct signs, formulas and units.</w:t>
+              <w:t xml:space="preserve">Uses like-repel and unlike-attract with evidence from the rods and strips, and explains attraction of neutral paper and wall by induction (charge separation, nearer charge attracts more), with a labelled particle diagram and the point that neutral objects are never repelled.</w:t>
             </w:r>
           </w:p>
         </w:tc>
@@ -1508,7 +1508,7 @@
                 <w:sz w:val="18"/>
                 <w:szCs w:val="18"/>
               </w:rPr>
-              <w:t xml:space="preserve">Explains most concepts correctly with small errors in wording, signs or units.</w:t>
+              <w:t xml:space="preserve">Applies the rule to balloons and hair and mentions that neutral objects are attracted because of charge separation, but with limited detail or no diagram.</w:t>
             </w:r>
           </w:p>
         </w:tc>
@@ -1540,7 +1540,7 @@
                 <w:sz w:val="18"/>
                 <w:szCs w:val="18"/>
               </w:rPr>
-              <w:t xml:space="preserve">Shows major misconceptions, such as charges being created, or confuses the formulas.</w:t>
+              <w:t xml:space="preserve">Only describes attraction and repulsion without giving a cause, or says that neutral objects are repelled or that positive charge moves.</w:t>
             </w:r>
           </w:p>
         </w:tc>
@@ -1574,7 +1574,7 @@
                 <w:sz w:val="18"/>
                 <w:szCs w:val="18"/>
               </w:rPr>
-              <w:t xml:space="preserve">Explaining the phenomenon as a cause-and-effect chain</w:t>
+              <w:t xml:space="preserve">Conductors, insulators, charging methods and distribution</w:t>
             </w:r>
           </w:p>
         </w:tc>
@@ -1606,7 +1606,7 @@
                 <w:sz w:val="18"/>
                 <w:szCs w:val="18"/>
               </w:rPr>
-              <w:t xml:space="preserve">Gives a complete, correctly ordered explanation from charge build-up to discharge that answers all the puzzles: hairs, radio, iron roof versus wooden stall, and lightning conductor.</w:t>
+              <w:t xml:space="preserve">Correctly links free versus tightly bound electrons to the conduction test and to the balloon keeping its charge, and compares contact (same sign) with induction and earthing (opposite sign). Explains charge on outer surfaces and at points with point discharge, using the electroscope and proof-plane readings.</w:t>
             </w:r>
           </w:p>
         </w:tc>
@@ -1638,7 +1638,7 @@
                 <w:sz w:val="18"/>
                 <w:szCs w:val="18"/>
               </w:rPr>
-              <w:t xml:space="preserve">Gives an ordered explanation that answers most of the puzzles but misses a link.</w:t>
+              <w:t xml:space="preserve">Correctly states the difference between conductors and insulators and between contact and induction, and gives some of the readings, with some gaps in explaining distribution or earthing.</w:t>
             </w:r>
           </w:p>
         </w:tc>
@@ -1670,7 +1670,7 @@
                 <w:sz w:val="18"/>
                 <w:szCs w:val="18"/>
               </w:rPr>
-              <w:t xml:space="preserve">Lists ideas without a clear order or leaves most puzzles unanswered.</w:t>
+              <w:t xml:space="preserve">Confuses conductors with insulators or contact with induction, or gives no use of the readings.</w:t>
             </w:r>
           </w:p>
         </w:tc>
@@ -1704,7 +1704,7 @@
                 <w:sz w:val="18"/>
                 <w:szCs w:val="18"/>
               </w:rPr>
-              <w:t xml:space="preserve">Quantitative reasoning and use of equations</w:t>
+              <w:t xml:space="preserve">Detection, humidity and applications</w:t>
             </w:r>
           </w:p>
         </w:tc>
@@ -1736,7 +1736,7 @@
                 <w:sz w:val="18"/>
                 <w:szCs w:val="18"/>
               </w:rPr>
-              <w:t xml:space="preserve">States F = kQ1Q2/r^2, C = Q/V and E = 1/2 CV^2 correctly and explains effects of doubling quantities, including the Q-V graph area.</w:t>
+              <w:t xml:space="preserve">Explains the electroscope (same sign on leaf and stem, bigger angle means more charge, sign test, earthing), explains humidity using 35% and 80% and the 3 minutes against under 30 seconds figures, and links two applications to the correct idea.</w:t>
             </w:r>
           </w:p>
         </w:tc>
@@ -1768,7 +1768,7 @@
                 <w:sz w:val="18"/>
                 <w:szCs w:val="18"/>
               </w:rPr>
-              <w:t xml:space="preserve">States the equations correctly and explains most proportional effects.</w:t>
+              <w:t xml:space="preserve">Explains how the electroscope detects charge and mentions humidity and one application correctly, with few data values.</w:t>
             </w:r>
           </w:p>
         </w:tc>
@@ -1800,7 +1800,7 @@
                 <w:sz w:val="18"/>
                 <w:szCs w:val="18"/>
               </w:rPr>
-              <w:t xml:space="preserve">Equations are missing or incorrect, or proportional effects are wrong.</w:t>
+              <w:t xml:space="preserve">Does not explain how the electroscope works or the effect of humidity, or applications are not linked to electrostatics ideas.</w:t>
             </w:r>
           </w:p>
         </w:tc>
@@ -1834,7 +1834,7 @@
                 <w:sz w:val="18"/>
                 <w:szCs w:val="18"/>
               </w:rPr>
-              <w:t xml:space="preserve">Application to Kenyan technology and communication</w:t>
+              <w:t xml:space="preserve">Use of evidence, vocabulary and coherence</w:t>
             </w:r>
           </w:p>
         </w:tc>
@@ -1866,7 +1866,7 @@
                 <w:sz w:val="18"/>
                 <w:szCs w:val="18"/>
               </w:rPr>
-              <w:t xml:space="preserve">Clearly links one Kenyan application to the same physics ideas, with clear writing and accurate scientific vocabulary.</w:t>
+              <w:t xml:space="preserve">Uses exact data and lesson evidence, uses terms such as electric charge, electrostatic force, discharge, earthing and induction accurately, and gives a connected final answer that shows how the Lesson 1 model has changed.</w:t>
             </w:r>
           </w:p>
         </w:tc>
@@ -1898,7 +1898,7 @@
                 <w:sz w:val="18"/>
                 <w:szCs w:val="18"/>
               </w:rPr>
-              <w:t xml:space="preserve">Names an application and links it to some of the ideas, with generally clear writing.</w:t>
+              <w:t xml:space="preserve">Uses most evidence and terms correctly and gives a mostly connected answer.</w:t>
             </w:r>
           </w:p>
         </w:tc>
@@ -1930,7 +1930,7 @@
                 <w:sz w:val="18"/>
                 <w:szCs w:val="18"/>
               </w:rPr>
-              <w:t xml:space="preserve">Names an application without linking it to the physics, or writing is unclear.</w:t>
+              <w:t xml:space="preserve">Uses little evidence or incorrect terms such as static electricity as an explanation, and the answer is disconnected.</w:t>
             </w:r>
           </w:p>
         </w:tc>
@@ -2054,7 +2054,7 @@
         </w:rPr>
         <w:t xml:space="preserve">© 2026 SeaVuria and ARES. This work is licensed under a </w:t>
       </w:r>
-      <w:hyperlink w:history="1" r:id="rIdlalavmxduxcq-kjtelmkn">
+      <w:hyperlink w:history="1" r:id="rIdglkvbqghwqiou0tu0_vsu">
         <w:r>
           <w:rPr>
             <w:rFonts w:ascii="Arial" w:cs="Arial" w:eastAsia="Arial" w:hAnsi="Arial"/>
@@ -2074,7 +2074,7 @@
         </w:rPr>
         <w:t xml:space="preserve"> (</w:t>
       </w:r>
-      <w:hyperlink w:history="1" r:id="rIdupn0lnk7it1udi_uj82va">
+      <w:hyperlink w:history="1" r:id="rId26wdpjqn9t5llci3j5do0">
         <w:r>
           <w:rPr>
             <w:rFonts w:ascii="Arial" w:cs="Arial" w:eastAsia="Arial" w:hAnsi="Arial"/>
@@ -2094,7 +2094,7 @@
         </w:rPr>
         <w:t xml:space="preserve">). To view a copy of this license, visit </w:t>
       </w:r>
-      <w:hyperlink w:history="1" r:id="rIdqs0_3ji6bomgotenhkmex">
+      <w:hyperlink w:history="1" r:id="rIdjgjtjjvaa-raet1ytj7jl">
         <w:r>
           <w:rPr>
             <w:rFonts w:ascii="Arial" w:cs="Arial" w:eastAsia="Arial" w:hAnsi="Arial"/>

--- a/data/outputs/v2/Physics/SS3.4_Electrostatics/Physics_Electrostatics_FinalExplanation_TeacherKey.docx
+++ b/data/outputs/v2/Physics/SS3.4_Electrostatics/Physics_Electrostatics_FinalExplanation_TeacherKey.docx
@@ -4,6 +4,7 @@
   <w:body>
     <w:p>
       <w:pPr>
+        <w:keepNext w:val="false"/>
         <w:spacing w:after="30" w:before="0"/>
         <w:jc w:val="center"/>
       </w:pPr>
@@ -23,6 +24,7 @@
     </w:p>
     <w:p>
       <w:pPr>
+        <w:keepNext w:val="false"/>
         <w:spacing w:after="60" w:before="0"/>
         <w:jc w:val="center"/>
       </w:pPr>
@@ -81,6 +83,7 @@
           </w:tcPr>
           <w:p>
             <w:pPr>
+              <w:keepNext w:val="false"/>
               <w:spacing w:after="40" w:before="0"/>
               <w:jc w:val="center"/>
             </w:pPr>
@@ -116,6 +119,7 @@
           </w:tcPr>
           <w:p>
             <w:pPr>
+              <w:keepNext w:val="false"/>
               <w:spacing w:after="40" w:before="0"/>
               <w:jc w:val="center"/>
             </w:pPr>
@@ -176,6 +180,7 @@
           </w:tcPr>
           <w:p>
             <w:pPr>
+              <w:keepNext w:val="false"/>
               <w:spacing w:after="40" w:before="0"/>
               <w:jc w:val="center"/>
             </w:pPr>
@@ -210,6 +215,7 @@
           </w:tcPr>
           <w:p>
             <w:pPr>
+              <w:keepNext w:val="false"/>
               <w:spacing w:after="40" w:before="0"/>
               <w:jc w:val="left"/>
             </w:pPr>
@@ -271,6 +277,7 @@
           </w:tcPr>
           <w:p>
             <w:pPr>
+              <w:keepNext/>
               <w:spacing w:after="40" w:before="0"/>
               <w:jc w:val="center"/>
             </w:pPr>
@@ -305,6 +312,7 @@
           </w:tcPr>
           <w:p>
             <w:pPr>
+              <w:keepNext w:val="false"/>
               <w:spacing w:after="40" w:before="0"/>
               <w:jc w:val="left"/>
             </w:pPr>
@@ -337,6 +345,7 @@
           </w:tcPr>
           <w:p>
             <w:pPr>
+              <w:keepNext w:val="false"/>
               <w:spacing w:after="40" w:before="0"/>
               <w:jc w:val="left"/>
             </w:pPr>
@@ -356,6 +365,7 @@
           </w:p>
           <w:p>
             <w:pPr>
+              <w:keepNext w:val="false"/>
               <w:spacing w:after="40" w:before="0"/>
               <w:jc w:val="left"/>
             </w:pPr>
@@ -375,6 +385,7 @@
           </w:p>
           <w:p>
             <w:pPr>
+              <w:keepNext w:val="false"/>
               <w:spacing w:after="40" w:before="0"/>
               <w:jc w:val="left"/>
             </w:pPr>
@@ -394,6 +405,7 @@
           </w:p>
           <w:p>
             <w:pPr>
+              <w:keepNext w:val="false"/>
               <w:spacing w:after="40" w:before="0"/>
               <w:jc w:val="left"/>
             </w:pPr>
@@ -413,6 +425,7 @@
           </w:p>
           <w:p>
             <w:pPr>
+              <w:keepNext w:val="false"/>
               <w:spacing w:after="40" w:before="0"/>
               <w:jc w:val="left"/>
             </w:pPr>
@@ -474,6 +487,7 @@
           </w:tcPr>
           <w:p>
             <w:pPr>
+              <w:keepNext/>
               <w:spacing w:after="40" w:before="0"/>
               <w:jc w:val="center"/>
             </w:pPr>
@@ -508,6 +522,7 @@
           </w:tcPr>
           <w:p>
             <w:pPr>
+              <w:keepNext w:val="false"/>
               <w:spacing w:after="40" w:before="0"/>
               <w:jc w:val="left"/>
             </w:pPr>
@@ -540,6 +555,7 @@
           </w:tcPr>
           <w:p>
             <w:pPr>
+              <w:keepNext w:val="false"/>
               <w:spacing w:after="40" w:before="0"/>
               <w:jc w:val="left"/>
             </w:pPr>
@@ -559,6 +575,7 @@
           </w:p>
           <w:p>
             <w:pPr>
+              <w:keepNext w:val="false"/>
               <w:spacing w:after="40" w:before="0"/>
               <w:jc w:val="left"/>
             </w:pPr>
@@ -578,6 +595,7 @@
           </w:p>
           <w:p>
             <w:pPr>
+              <w:keepNext w:val="false"/>
               <w:spacing w:after="40" w:before="0"/>
               <w:jc w:val="left"/>
             </w:pPr>
@@ -597,6 +615,7 @@
           </w:p>
           <w:p>
             <w:pPr>
+              <w:keepNext w:val="false"/>
               <w:spacing w:after="40" w:before="0"/>
               <w:jc w:val="left"/>
             </w:pPr>
@@ -658,6 +677,7 @@
           </w:tcPr>
           <w:p>
             <w:pPr>
+              <w:keepNext/>
               <w:spacing w:after="40" w:before="0"/>
               <w:jc w:val="center"/>
             </w:pPr>
@@ -692,6 +712,7 @@
           </w:tcPr>
           <w:p>
             <w:pPr>
+              <w:keepNext w:val="false"/>
               <w:spacing w:after="40" w:before="0"/>
               <w:jc w:val="left"/>
             </w:pPr>
@@ -724,6 +745,7 @@
           </w:tcPr>
           <w:p>
             <w:pPr>
+              <w:keepNext w:val="false"/>
               <w:spacing w:after="40" w:before="0"/>
               <w:jc w:val="left"/>
             </w:pPr>
@@ -743,6 +765,7 @@
           </w:p>
           <w:p>
             <w:pPr>
+              <w:keepNext w:val="false"/>
               <w:spacing w:after="40" w:before="0"/>
               <w:jc w:val="left"/>
             </w:pPr>
@@ -762,6 +785,7 @@
           </w:p>
           <w:p>
             <w:pPr>
+              <w:keepNext w:val="false"/>
               <w:spacing w:after="40" w:before="0"/>
               <w:jc w:val="left"/>
             </w:pPr>
@@ -823,6 +847,7 @@
           </w:tcPr>
           <w:p>
             <w:pPr>
+              <w:keepNext/>
               <w:spacing w:after="40" w:before="0"/>
               <w:jc w:val="center"/>
             </w:pPr>
@@ -857,6 +882,7 @@
           </w:tcPr>
           <w:p>
             <w:pPr>
+              <w:keepNext w:val="false"/>
               <w:spacing w:after="40" w:before="0"/>
               <w:jc w:val="left"/>
             </w:pPr>
@@ -889,6 +915,7 @@
           </w:tcPr>
           <w:p>
             <w:pPr>
+              <w:keepNext w:val="false"/>
               <w:spacing w:after="40" w:before="0"/>
               <w:jc w:val="left"/>
             </w:pPr>
@@ -908,6 +935,7 @@
           </w:p>
           <w:p>
             <w:pPr>
+              <w:keepNext w:val="false"/>
               <w:spacing w:after="40" w:before="0"/>
               <w:jc w:val="left"/>
             </w:pPr>
@@ -927,6 +955,7 @@
           </w:p>
           <w:p>
             <w:pPr>
+              <w:keepNext w:val="false"/>
               <w:spacing w:after="40" w:before="0"/>
               <w:jc w:val="left"/>
             </w:pPr>
@@ -988,6 +1017,7 @@
           </w:tcPr>
           <w:p>
             <w:pPr>
+              <w:keepNext/>
               <w:spacing w:after="40" w:before="0"/>
               <w:jc w:val="center"/>
             </w:pPr>
@@ -1022,6 +1052,7 @@
           </w:tcPr>
           <w:p>
             <w:pPr>
+              <w:keepNext w:val="false"/>
               <w:spacing w:after="40" w:before="0"/>
               <w:jc w:val="left"/>
             </w:pPr>
@@ -1054,6 +1085,7 @@
           </w:tcPr>
           <w:p>
             <w:pPr>
+              <w:keepNext w:val="false"/>
               <w:spacing w:after="40" w:before="0"/>
               <w:jc w:val="left"/>
             </w:pPr>
@@ -1073,6 +1105,7 @@
           </w:p>
           <w:p>
             <w:pPr>
+              <w:keepNext w:val="false"/>
               <w:spacing w:after="40" w:before="0"/>
               <w:jc w:val="left"/>
             </w:pPr>
@@ -1136,6 +1169,7 @@
           </w:tcPr>
           <w:p>
             <w:pPr>
+              <w:keepNext w:val="false"/>
               <w:spacing w:after="40" w:before="0"/>
               <w:jc w:val="center"/>
             </w:pPr>
@@ -1170,6 +1204,7 @@
           </w:tcPr>
           <w:p>
             <w:pPr>
+              <w:keepNext w:val="false"/>
               <w:spacing w:after="40" w:before="0"/>
               <w:jc w:val="left"/>
             </w:pPr>
@@ -1202,6 +1237,7 @@
           </w:tcPr>
           <w:p>
             <w:pPr>
+              <w:keepNext w:val="false"/>
               <w:spacing w:after="40" w:before="0"/>
               <w:jc w:val="left"/>
             </w:pPr>
@@ -1234,6 +1270,7 @@
           </w:tcPr>
           <w:p>
             <w:pPr>
+              <w:keepNext w:val="false"/>
               <w:spacing w:after="40" w:before="0"/>
               <w:jc w:val="left"/>
             </w:pPr>
@@ -1266,6 +1303,7 @@
           </w:tcPr>
           <w:p>
             <w:pPr>
+              <w:keepNext w:val="false"/>
               <w:spacing w:after="40" w:before="0"/>
               <w:jc w:val="left"/>
             </w:pPr>
@@ -1300,6 +1338,7 @@
           </w:tcPr>
           <w:p>
             <w:pPr>
+              <w:keepNext w:val="false"/>
               <w:spacing w:after="40" w:before="0"/>
               <w:jc w:val="left"/>
             </w:pPr>
@@ -1332,6 +1371,7 @@
           </w:tcPr>
           <w:p>
             <w:pPr>
+              <w:keepNext w:val="false"/>
               <w:spacing w:after="40" w:before="0"/>
               <w:jc w:val="left"/>
             </w:pPr>
@@ -1364,6 +1404,7 @@
           </w:tcPr>
           <w:p>
             <w:pPr>
+              <w:keepNext w:val="false"/>
               <w:spacing w:after="40" w:before="0"/>
               <w:jc w:val="left"/>
             </w:pPr>
@@ -1396,6 +1437,7 @@
           </w:tcPr>
           <w:p>
             <w:pPr>
+              <w:keepNext w:val="false"/>
               <w:spacing w:after="40" w:before="0"/>
               <w:jc w:val="left"/>
             </w:pPr>
@@ -1430,6 +1472,7 @@
           </w:tcPr>
           <w:p>
             <w:pPr>
+              <w:keepNext w:val="false"/>
               <w:spacing w:after="40" w:before="0"/>
               <w:jc w:val="left"/>
             </w:pPr>
@@ -1462,6 +1505,7 @@
           </w:tcPr>
           <w:p>
             <w:pPr>
+              <w:keepNext w:val="false"/>
               <w:spacing w:after="40" w:before="0"/>
               <w:jc w:val="left"/>
             </w:pPr>
@@ -1494,6 +1538,7 @@
           </w:tcPr>
           <w:p>
             <w:pPr>
+              <w:keepNext w:val="false"/>
               <w:spacing w:after="40" w:before="0"/>
               <w:jc w:val="left"/>
             </w:pPr>
@@ -1526,6 +1571,7 @@
           </w:tcPr>
           <w:p>
             <w:pPr>
+              <w:keepNext w:val="false"/>
               <w:spacing w:after="40" w:before="0"/>
               <w:jc w:val="left"/>
             </w:pPr>
@@ -1560,6 +1606,7 @@
           </w:tcPr>
           <w:p>
             <w:pPr>
+              <w:keepNext w:val="false"/>
               <w:spacing w:after="40" w:before="0"/>
               <w:jc w:val="left"/>
             </w:pPr>
@@ -1592,6 +1639,7 @@
           </w:tcPr>
           <w:p>
             <w:pPr>
+              <w:keepNext w:val="false"/>
               <w:spacing w:after="40" w:before="0"/>
               <w:jc w:val="left"/>
             </w:pPr>
@@ -1624,6 +1672,7 @@
           </w:tcPr>
           <w:p>
             <w:pPr>
+              <w:keepNext w:val="false"/>
               <w:spacing w:after="40" w:before="0"/>
               <w:jc w:val="left"/>
             </w:pPr>
@@ -1656,6 +1705,7 @@
           </w:tcPr>
           <w:p>
             <w:pPr>
+              <w:keepNext w:val="false"/>
               <w:spacing w:after="40" w:before="0"/>
               <w:jc w:val="left"/>
             </w:pPr>
@@ -1690,6 +1740,7 @@
           </w:tcPr>
           <w:p>
             <w:pPr>
+              <w:keepNext w:val="false"/>
               <w:spacing w:after="40" w:before="0"/>
               <w:jc w:val="left"/>
             </w:pPr>
@@ -1722,6 +1773,7 @@
           </w:tcPr>
           <w:p>
             <w:pPr>
+              <w:keepNext w:val="false"/>
               <w:spacing w:after="40" w:before="0"/>
               <w:jc w:val="left"/>
             </w:pPr>
@@ -1754,6 +1806,7 @@
           </w:tcPr>
           <w:p>
             <w:pPr>
+              <w:keepNext w:val="false"/>
               <w:spacing w:after="40" w:before="0"/>
               <w:jc w:val="left"/>
             </w:pPr>
@@ -1786,6 +1839,7 @@
           </w:tcPr>
           <w:p>
             <w:pPr>
+              <w:keepNext w:val="false"/>
               <w:spacing w:after="40" w:before="0"/>
               <w:jc w:val="left"/>
             </w:pPr>
@@ -1820,6 +1874,7 @@
           </w:tcPr>
           <w:p>
             <w:pPr>
+              <w:keepNext w:val="false"/>
               <w:spacing w:after="40" w:before="0"/>
               <w:jc w:val="left"/>
             </w:pPr>
@@ -1852,6 +1907,7 @@
           </w:tcPr>
           <w:p>
             <w:pPr>
+              <w:keepNext w:val="false"/>
               <w:spacing w:after="40" w:before="0"/>
               <w:jc w:val="left"/>
             </w:pPr>
@@ -1884,6 +1940,7 @@
           </w:tcPr>
           <w:p>
             <w:pPr>
+              <w:keepNext w:val="false"/>
               <w:spacing w:after="40" w:before="0"/>
               <w:jc w:val="left"/>
             </w:pPr>
@@ -1916,6 +1973,7 @@
           </w:tcPr>
           <w:p>
             <w:pPr>
+              <w:keepNext w:val="false"/>
               <w:spacing w:after="40" w:before="0"/>
               <w:jc w:val="left"/>
             </w:pPr>
@@ -2054,7 +2112,7 @@
         </w:rPr>
         <w:t xml:space="preserve">© 2026 SeaVuria and ARES. This work is licensed under a </w:t>
       </w:r>
-      <w:hyperlink w:history="1" r:id="rIdglkvbqghwqiou0tu0_vsu">
+      <w:hyperlink w:history="1" r:id="rIdchqx2dojlwmghjb_mnucr">
         <w:r>
           <w:rPr>
             <w:rFonts w:ascii="Arial" w:cs="Arial" w:eastAsia="Arial" w:hAnsi="Arial"/>
@@ -2074,7 +2132,7 @@
         </w:rPr>
         <w:t xml:space="preserve"> (</w:t>
       </w:r>
-      <w:hyperlink w:history="1" r:id="rId26wdpjqn9t5llci3j5do0">
+      <w:hyperlink w:history="1" r:id="rIdilpd_d48cftx6z6rxqkos">
         <w:r>
           <w:rPr>
             <w:rFonts w:ascii="Arial" w:cs="Arial" w:eastAsia="Arial" w:hAnsi="Arial"/>
@@ -2094,7 +2152,7 @@
         </w:rPr>
         <w:t xml:space="preserve">). To view a copy of this license, visit </w:t>
       </w:r>
-      <w:hyperlink w:history="1" r:id="rIdjgjtjjvaa-raet1ytj7jl">
+      <w:hyperlink w:history="1" r:id="rIdqogsjcsvxjqtyunkeekgo">
         <w:r>
           <w:rPr>
             <w:rFonts w:ascii="Arial" w:cs="Arial" w:eastAsia="Arial" w:hAnsi="Arial"/>

--- a/data/outputs/v2/Physics/SS3.4_Electrostatics/Physics_Electrostatics_FinalExplanation_TeacherKey.docx
+++ b/data/outputs/v2/Physics/SS3.4_Electrostatics/Physics_Electrostatics_FinalExplanation_TeacherKey.docx
@@ -2112,7 +2112,7 @@
         </w:rPr>
         <w:t xml:space="preserve">© 2026 SeaVuria and ARES. This work is licensed under a </w:t>
       </w:r>
-      <w:hyperlink w:history="1" r:id="rIdchqx2dojlwmghjb_mnucr">
+      <w:hyperlink w:history="1" r:id="rIdf4addek7t9yuiezq6pvpg">
         <w:r>
           <w:rPr>
             <w:rFonts w:ascii="Arial" w:cs="Arial" w:eastAsia="Arial" w:hAnsi="Arial"/>
@@ -2132,7 +2132,7 @@
         </w:rPr>
         <w:t xml:space="preserve"> (</w:t>
       </w:r>
-      <w:hyperlink w:history="1" r:id="rIdilpd_d48cftx6z6rxqkos">
+      <w:hyperlink w:history="1" r:id="rIdk7ic61ce1d5dn_hsgmopk">
         <w:r>
           <w:rPr>
             <w:rFonts w:ascii="Arial" w:cs="Arial" w:eastAsia="Arial" w:hAnsi="Arial"/>
@@ -2152,7 +2152,7 @@
         </w:rPr>
         <w:t xml:space="preserve">). To view a copy of this license, visit </w:t>
       </w:r>
-      <w:hyperlink w:history="1" r:id="rIdqogsjcsvxjqtyunkeekgo">
+      <w:hyperlink w:history="1" r:id="rIdxkzretqptyrygka5auskr">
         <w:r>
           <w:rPr>
             <w:rFonts w:ascii="Arial" w:cs="Arial" w:eastAsia="Arial" w:hAnsi="Arial"/>
